--- a/src/ailawlab/web/static/docs/network-access.docx
+++ b/src/ailawlab/web/static/docs/network-access.docx
@@ -212,7 +212,7 @@
               <w:rPr>
                 <w:sz w:val="18"/>
               </w:rPr>
-              <w:t>The two DGX Spark units (Tailscale, inside the university)</w:t>
+              <w:t>The two DGX Spark units, inside the university</w:t>
             </w:r>
           </w:p>
         </w:tc>
